--- a/output/投研舆情晨报_2026-10-03.docx
+++ b/output/投研舆情晨报_2026-10-03.docx
@@ -19,7 +19,7 @@
           <w:color w:val="8A939E"/>
           <w:sz w:val="18"/>
         </w:rPr>
-        <w:t>覆盖 6 家媒体 · 入库 15,075 条 · 去重后 1,541 条 · 识别热点 41 个</w:t>
+        <w:t>覆盖 6 家媒体 · 入库 15,011 条 · 去重后 1,584 条 · 识别热点 48 个</w:t>
       </w:r>
     </w:p>
     <w:p>
@@ -126,69 +126,7 @@
           </w:tcPr>
           <w:p>
             <w:r>
-              <w:t>0.820</w:t>
-            </w:r>
-          </w:p>
-        </w:tc>
-        <w:tc>
-          <w:tcPr>
-            <w:tcW w:type="dxa" w:w="1440"/>
-          </w:tcPr>
-          <w:p>
-            <w:r>
-              <w:t>爆点</w:t>
-            </w:r>
-          </w:p>
-        </w:tc>
-        <w:tc>
-          <w:tcPr>
-            <w:tcW w:type="dxa" w:w="1440"/>
-          </w:tcPr>
-          <w:p>
-            <w:r>
-              <w:t>宏观政策</w:t>
-            </w:r>
-          </w:p>
-        </w:tc>
-        <w:tc>
-          <w:tcPr>
-            <w:tcW w:type="dxa" w:w="1440"/>
-          </w:tcPr>
-          <w:p>
-            <w:r>
-              <w:t>美债收益率居高不下！高借贷成本持续冲击美国经济 AI投资热潮</w:t>
-            </w:r>
-          </w:p>
-        </w:tc>
-        <w:tc>
-          <w:tcPr>
-            <w:tcW w:type="dxa" w:w="1440"/>
-          </w:tcPr>
-          <w:p>
-            <w:r>
-              <w:t>25/3</w:t>
-            </w:r>
-          </w:p>
-        </w:tc>
-      </w:tr>
-      <w:tr>
-        <w:tc>
-          <w:tcPr>
-            <w:tcW w:type="dxa" w:w="1440"/>
-          </w:tcPr>
-          <w:p>
-            <w:r>
-              <w:t>2</w:t>
-            </w:r>
-          </w:p>
-        </w:tc>
-        <w:tc>
-          <w:tcPr>
-            <w:tcW w:type="dxa" w:w="1440"/>
-          </w:tcPr>
-          <w:p>
-            <w:r>
-              <w:t>0.780</w:t>
+              <w:t>0.745</w:t>
             </w:r>
           </w:p>
         </w:tc>
@@ -228,7 +166,7 @@
           </w:tcPr>
           <w:p>
             <w:r>
-              <w:t>44/3</w:t>
+              <w:t>45/3</w:t>
             </w:r>
           </w:p>
         </w:tc>
@@ -240,7 +178,7 @@
           </w:tcPr>
           <w:p>
             <w:r>
-              <w:t>3</w:t>
+              <w:t>2</w:t>
             </w:r>
           </w:p>
         </w:tc>
@@ -250,69 +188,7 @@
           </w:tcPr>
           <w:p>
             <w:r>
-              <w:t>0.738</w:t>
-            </w:r>
-          </w:p>
-        </w:tc>
-        <w:tc>
-          <w:tcPr>
-            <w:tcW w:type="dxa" w:w="1440"/>
-          </w:tcPr>
-          <w:p>
-            <w:r>
-              <w:t>爆点</w:t>
-            </w:r>
-          </w:p>
-        </w:tc>
-        <w:tc>
-          <w:tcPr>
-            <w:tcW w:type="dxa" w:w="1440"/>
-          </w:tcPr>
-          <w:p>
-            <w:r>
-              <w:t>综合</w:t>
-            </w:r>
-          </w:p>
-        </w:tc>
-        <w:tc>
-          <w:tcPr>
-            <w:tcW w:type="dxa" w:w="1440"/>
-          </w:tcPr>
-          <w:p>
-            <w:r>
-              <w:t>国庆假期首日铁路客运量同比增长近一成 全社会跨区域人员流动量</w:t>
-            </w:r>
-          </w:p>
-        </w:tc>
-        <w:tc>
-          <w:tcPr>
-            <w:tcW w:type="dxa" w:w="1440"/>
-          </w:tcPr>
-          <w:p>
-            <w:r>
-              <w:t>20/3</w:t>
-            </w:r>
-          </w:p>
-        </w:tc>
-      </w:tr>
-      <w:tr>
-        <w:tc>
-          <w:tcPr>
-            <w:tcW w:type="dxa" w:w="1440"/>
-          </w:tcPr>
-          <w:p>
-            <w:r>
-              <w:t>4</w:t>
-            </w:r>
-          </w:p>
-        </w:tc>
-        <w:tc>
-          <w:tcPr>
-            <w:tcW w:type="dxa" w:w="1440"/>
-          </w:tcPr>
-          <w:p>
-            <w:r>
-              <w:t>0.688</w:t>
+              <w:t>0.652</w:t>
             </w:r>
           </w:p>
         </w:tc>
@@ -364,7 +240,7 @@
           </w:tcPr>
           <w:p>
             <w:r>
-              <w:t>5</w:t>
+              <w:t>3</w:t>
             </w:r>
           </w:p>
         </w:tc>
@@ -374,7 +250,7 @@
           </w:tcPr>
           <w:p>
             <w:r>
-              <w:t>0.667</w:t>
+              <w:t>0.631</w:t>
             </w:r>
           </w:p>
         </w:tc>
@@ -384,7 +260,7 @@
           </w:tcPr>
           <w:p>
             <w:r>
-              <w:t>高热</w:t>
+              <w:t>爆点</w:t>
             </w:r>
           </w:p>
         </w:tc>
@@ -426,7 +302,7 @@
           </w:tcPr>
           <w:p>
             <w:r>
-              <w:t>6</w:t>
+              <w:t>4</w:t>
             </w:r>
           </w:p>
         </w:tc>
@@ -436,7 +312,7 @@
           </w:tcPr>
           <w:p>
             <w:r>
-              <w:t>0.633</w:t>
+              <w:t>0.620</w:t>
             </w:r>
           </w:p>
         </w:tc>
@@ -446,7 +322,7 @@
           </w:tcPr>
           <w:p>
             <w:r>
-              <w:t>高热</w:t>
+              <w:t>爆点</w:t>
             </w:r>
           </w:p>
         </w:tc>
@@ -466,7 +342,7 @@
           </w:tcPr>
           <w:p>
             <w:r>
-              <w:t>埃森哲：第四季度营收187亿美元，同比增长6.3%，市场预估</w:t>
+              <w:t>国庆假期首日铁路客运量同比增长近一成 全社会跨区域人员流动量</w:t>
             </w:r>
           </w:p>
         </w:tc>
@@ -476,7 +352,7 @@
           </w:tcPr>
           <w:p>
             <w:r>
-              <w:t>8/3</w:t>
+              <w:t>16/3</w:t>
             </w:r>
           </w:p>
         </w:tc>
@@ -488,7 +364,7 @@
           </w:tcPr>
           <w:p>
             <w:r>
-              <w:t>7</w:t>
+              <w:t>5</w:t>
             </w:r>
           </w:p>
         </w:tc>
@@ -498,7 +374,7 @@
           </w:tcPr>
           <w:p>
             <w:r>
-              <w:t>0.564</w:t>
+              <w:t>0.614</w:t>
             </w:r>
           </w:p>
         </w:tc>
@@ -538,7 +414,131 @@
           </w:tcPr>
           <w:p>
             <w:r>
-              <w:t>9/3</w:t>
+              <w:t>10/3</w:t>
+            </w:r>
+          </w:p>
+        </w:tc>
+      </w:tr>
+      <w:tr>
+        <w:tc>
+          <w:tcPr>
+            <w:tcW w:type="dxa" w:w="1440"/>
+          </w:tcPr>
+          <w:p>
+            <w:r>
+              <w:t>6</w:t>
+            </w:r>
+          </w:p>
+        </w:tc>
+        <w:tc>
+          <w:tcPr>
+            <w:tcW w:type="dxa" w:w="1440"/>
+          </w:tcPr>
+          <w:p>
+            <w:r>
+              <w:t>0.586</w:t>
+            </w:r>
+          </w:p>
+        </w:tc>
+        <w:tc>
+          <w:tcPr>
+            <w:tcW w:type="dxa" w:w="1440"/>
+          </w:tcPr>
+          <w:p>
+            <w:r>
+              <w:t>高热</w:t>
+            </w:r>
+          </w:p>
+        </w:tc>
+        <w:tc>
+          <w:tcPr>
+            <w:tcW w:type="dxa" w:w="1440"/>
+          </w:tcPr>
+          <w:p>
+            <w:r>
+              <w:t>宏观政策</w:t>
+            </w:r>
+          </w:p>
+        </w:tc>
+        <w:tc>
+          <w:tcPr>
+            <w:tcW w:type="dxa" w:w="1440"/>
+          </w:tcPr>
+          <w:p>
+            <w:r>
+              <w:t>意大利与德国10年期国债收益率利差扩大10个基点至113个基</w:t>
+            </w:r>
+          </w:p>
+        </w:tc>
+        <w:tc>
+          <w:tcPr>
+            <w:tcW w:type="dxa" w:w="1440"/>
+          </w:tcPr>
+          <w:p>
+            <w:r>
+              <w:t>10/3</w:t>
+            </w:r>
+          </w:p>
+        </w:tc>
+      </w:tr>
+      <w:tr>
+        <w:tc>
+          <w:tcPr>
+            <w:tcW w:type="dxa" w:w="1440"/>
+          </w:tcPr>
+          <w:p>
+            <w:r>
+              <w:t>7</w:t>
+            </w:r>
+          </w:p>
+        </w:tc>
+        <w:tc>
+          <w:tcPr>
+            <w:tcW w:type="dxa" w:w="1440"/>
+          </w:tcPr>
+          <w:p>
+            <w:r>
+              <w:t>0.571</w:t>
+            </w:r>
+          </w:p>
+        </w:tc>
+        <w:tc>
+          <w:tcPr>
+            <w:tcW w:type="dxa" w:w="1440"/>
+          </w:tcPr>
+          <w:p>
+            <w:r>
+              <w:t>高热</w:t>
+            </w:r>
+          </w:p>
+        </w:tc>
+        <w:tc>
+          <w:tcPr>
+            <w:tcW w:type="dxa" w:w="1440"/>
+          </w:tcPr>
+          <w:p>
+            <w:r>
+              <w:t>国际市场</w:t>
+            </w:r>
+          </w:p>
+        </w:tc>
+        <w:tc>
+          <w:tcPr>
+            <w:tcW w:type="dxa" w:w="1440"/>
+          </w:tcPr>
+          <w:p>
+            <w:r>
+              <w:t>美债收益率居高不下！高借贷成本持续冲击美国经济 AI投资热潮</w:t>
+            </w:r>
+          </w:p>
+        </w:tc>
+        <w:tc>
+          <w:tcPr>
+            <w:tcW w:type="dxa" w:w="1440"/>
+          </w:tcPr>
+          <w:p>
+            <w:r>
+              <w:t>8/3</w:t>
             </w:r>
           </w:p>
         </w:tc>
@@ -560,7 +560,69 @@
           </w:tcPr>
           <w:p>
             <w:r>
-              <w:t>0.563</w:t>
+              <w:t>0.567</w:t>
+            </w:r>
+          </w:p>
+        </w:tc>
+        <w:tc>
+          <w:tcPr>
+            <w:tcW w:type="dxa" w:w="1440"/>
+          </w:tcPr>
+          <w:p>
+            <w:r>
+              <w:t>高热</w:t>
+            </w:r>
+          </w:p>
+        </w:tc>
+        <w:tc>
+          <w:tcPr>
+            <w:tcW w:type="dxa" w:w="1440"/>
+          </w:tcPr>
+          <w:p>
+            <w:r>
+              <w:t>交运物流</w:t>
+            </w:r>
+          </w:p>
+        </w:tc>
+        <w:tc>
+          <w:tcPr>
+            <w:tcW w:type="dxa" w:w="1440"/>
+          </w:tcPr>
+          <w:p>
+            <w:r>
+              <w:t>阿联酋检方：迪拜航空涉事副驾驶使用消防斧实施“恐怖袭击”</w:t>
+            </w:r>
+          </w:p>
+        </w:tc>
+        <w:tc>
+          <w:tcPr>
+            <w:tcW w:type="dxa" w:w="1440"/>
+          </w:tcPr>
+          <w:p>
+            <w:r>
+              <w:t>5/3</w:t>
+            </w:r>
+          </w:p>
+        </w:tc>
+      </w:tr>
+      <w:tr>
+        <w:tc>
+          <w:tcPr>
+            <w:tcW w:type="dxa" w:w="1440"/>
+          </w:tcPr>
+          <w:p>
+            <w:r>
+              <w:t>9</w:t>
+            </w:r>
+          </w:p>
+        </w:tc>
+        <w:tc>
+          <w:tcPr>
+            <w:tcW w:type="dxa" w:w="1440"/>
+          </w:tcPr>
+          <w:p>
+            <w:r>
+              <w:t>0.527</w:t>
             </w:r>
           </w:p>
         </w:tc>
@@ -612,7 +674,7 @@
           </w:tcPr>
           <w:p>
             <w:r>
-              <w:t>9</w:t>
+              <w:t>10</w:t>
             </w:r>
           </w:p>
         </w:tc>
@@ -622,7 +684,7 @@
           </w:tcPr>
           <w:p>
             <w:r>
-              <w:t>0.548</w:t>
+              <w:t>0.476</w:t>
             </w:r>
           </w:p>
         </w:tc>
@@ -652,7 +714,7 @@
           </w:tcPr>
           <w:p>
             <w:r>
-              <w:t>两股冷空气接连来袭，假期期间南方气温将大面积创新低</w:t>
+              <w:t>视频丨北晴凉、南多雨 国庆出游穿衣指南来了</w:t>
             </w:r>
           </w:p>
         </w:tc>
@@ -662,69 +724,7 @@
           </w:tcPr>
           <w:p>
             <w:r>
-              <w:t>8/2</w:t>
-            </w:r>
-          </w:p>
-        </w:tc>
-      </w:tr>
-      <w:tr>
-        <w:tc>
-          <w:tcPr>
-            <w:tcW w:type="dxa" w:w="1440"/>
-          </w:tcPr>
-          <w:p>
-            <w:r>
-              <w:t>10</w:t>
-            </w:r>
-          </w:p>
-        </w:tc>
-        <w:tc>
-          <w:tcPr>
-            <w:tcW w:type="dxa" w:w="1440"/>
-          </w:tcPr>
-          <w:p>
-            <w:r>
-              <w:t>0.518</w:t>
-            </w:r>
-          </w:p>
-        </w:tc>
-        <w:tc>
-          <w:tcPr>
-            <w:tcW w:type="dxa" w:w="1440"/>
-          </w:tcPr>
-          <w:p>
-            <w:r>
-              <w:t>高热</w:t>
-            </w:r>
-          </w:p>
-        </w:tc>
-        <w:tc>
-          <w:tcPr>
-            <w:tcW w:type="dxa" w:w="1440"/>
-          </w:tcPr>
-          <w:p>
-            <w:r>
-              <w:t>交运物流</w:t>
-            </w:r>
-          </w:p>
-        </w:tc>
-        <w:tc>
-          <w:tcPr>
-            <w:tcW w:type="dxa" w:w="1440"/>
-          </w:tcPr>
-          <w:p>
-            <w:r>
-              <w:t>10月1日铁路运输迎来高峰日，北京地区预计发送旅客98.2万</w:t>
-            </w:r>
-          </w:p>
-        </w:tc>
-        <w:tc>
-          <w:tcPr>
-            <w:tcW w:type="dxa" w:w="1440"/>
-          </w:tcPr>
-          <w:p>
-            <w:r>
-              <w:t>8/2</w:t>
+              <w:t>7/2</w:t>
             </w:r>
           </w:p>
         </w:tc>
@@ -746,7 +746,7 @@
         <w:pStyle w:val="Heading2"/>
       </w:pPr>
       <w:r>
-        <w:t>美债收益率居高不下！高借贷成本持续冲击美国经济 AI投资热潮与实体经济表现分化加剧</w:t>
+        <w:t>提醒：北京时间20:30，将公布美国9月非农就业报告（含就业人口、失业率、平均每</w:t>
       </w:r>
     </w:p>
     <w:p>
@@ -755,7 +755,7 @@
           <w:color w:val="8A939E"/>
           <w:sz w:val="18"/>
         </w:rPr>
-        <w:t>热度 0.820（爆点）· 25 篇 / 3 家媒体 · 宏观政策</w:t>
+        <w:t>热度 0.745（爆点）· 45 篇 / 3 家媒体 · 国际市场</w:t>
       </w:r>
     </w:p>
     <w:p>
@@ -767,81 +767,7 @@
         <w:t>事件概述：</w:t>
       </w:r>
       <w:r>
-        <w:t>「美债收益率居高不下！高借贷成本持续冲击美国经济 AI投资热潮与实体经济表现分化加剧」由 25 篇报道聚合而成，覆盖 3 家媒体，热度 0.82（爆点），所属板块类目：宏观政策。</w:t>
-      </w:r>
-    </w:p>
-    <w:p>
-      <w:r>
-        <w:rPr>
-          <w:b/>
-          <w:color w:val="16324F"/>
-        </w:rPr>
-        <w:t>关键信息：</w:t>
-      </w:r>
-      <w:r>
-        <w:t>美债收益率居高不下！高借贷成本持续冲击美国经济 AI投资热潮与实体经济表现分化加；全球债券抛售潮愈演愈烈，美国10年期美债收益率创2002年以来新高；开盘：三大股指齐涨 AI相关股票上涨 尽管10年期美债收益率再创新高</w:t>
-      </w:r>
-    </w:p>
-    <w:p>
-      <w:r>
-        <w:rPr>
-          <w:b/>
-          <w:color w:val="16324F"/>
-        </w:rPr>
-        <w:t>市场影响：</w:t>
-      </w:r>
-      <w:r>
-        <w:t>关联板块代码：本簇未携带板块标签。（LLM 不可用，未生成研判，以上为检索与统计事实）</w:t>
-      </w:r>
-    </w:p>
-    <w:p>
-      <w:r>
-        <w:rPr>
-          <w:b/>
-          <w:color w:val="16324F"/>
-        </w:rPr>
-        <w:t>关注要点：</w:t>
-      </w:r>
-      <w:r>
-        <w:t>建议人工复核该事件的后续进展与板块联动。</w:t>
-      </w:r>
-    </w:p>
-    <w:p>
-      <w:r>
-        <w:rPr>
-          <w:color w:val="8A939E"/>
-          <w:sz w:val="17"/>
-        </w:rPr>
-        <w:t>引用：[1]美债收益率居高不下！高借贷成本持续冲击美国经济 AI / [2]全球债券抛售潮愈演愈烈，美国10年期美债收益率创20 / [3]开盘：三大股指齐涨 AI相关股票上涨 尽管10年期美 / [4]创24年来新高！全球债市再遭抛售，美债“恶性循环”已</w:t>
-      </w:r>
-    </w:p>
-    <w:p>
-      <w:pPr>
-        <w:pStyle w:val="Heading2"/>
-      </w:pPr>
-      <w:r>
-        <w:t>提醒：北京时间20:30，将公布美国9月非农就业报告（含就业人口、失业率、平均每</w:t>
-      </w:r>
-    </w:p>
-    <w:p>
-      <w:r>
-        <w:rPr>
-          <w:color w:val="8A939E"/>
-          <w:sz w:val="18"/>
-        </w:rPr>
-        <w:t>热度 0.780（爆点）· 44 篇 / 3 家媒体 · 国际市场</w:t>
-      </w:r>
-    </w:p>
-    <w:p>
-      <w:r>
-        <w:rPr>
-          <w:b/>
-          <w:color w:val="16324F"/>
-        </w:rPr>
-        <w:t>事件概述：</w:t>
-      </w:r>
-      <w:r>
-        <w:t>「提醒：北京时间20:30，将公布美国9月非农就业报告（含就业人口、失业率、平均每」由 44 篇报道聚合而成，覆盖 3 家媒体，热度 0.78（爆点），所属板块类目：国际市场。</w:t>
+        <w:t>「提醒：北京时间20:30，将公布美国9月非农就业报告（含就业人口、失业率、平均每」由 45 篇报道聚合而成，覆盖 3 家媒体，热度 0.745（爆点），所属板块类目：国际市场。</w:t>
       </w:r>
     </w:p>
     <w:p>
@@ -894,7 +820,7 @@
         <w:pStyle w:val="Heading2"/>
       </w:pPr>
       <w:r>
-        <w:t>国庆假期首日铁路客运量同比增长近一成 全社会跨区域人员流动量超三亿人次</w:t>
+        <w:t>恒指失守24000点创三月来最大跌幅，恒科指下挫超2%创2年新低，权重科网股集体下跌、腾</w:t>
       </w:r>
     </w:p>
     <w:p>
@@ -903,7 +829,7 @@
           <w:color w:val="8A939E"/>
           <w:sz w:val="18"/>
         </w:rPr>
-        <w:t>热度 0.738（爆点）· 20 篇 / 3 家媒体 · 综合</w:t>
+        <w:t>热度 0.652（爆点）· 12 篇 / 3 家媒体 · 金融市场</w:t>
       </w:r>
     </w:p>
     <w:p>
@@ -915,81 +841,7 @@
         <w:t>事件概述：</w:t>
       </w:r>
       <w:r>
-        <w:t>「国庆假期首日铁路客运量同比增长近一成 全社会跨区域人员流动量超三亿人次」由 20 篇报道聚合而成，覆盖 3 家媒体，热度 0.738（爆点），所属板块类目：综合。</w:t>
-      </w:r>
-    </w:p>
-    <w:p>
-      <w:r>
-        <w:rPr>
-          <w:b/>
-          <w:color w:val="16324F"/>
-        </w:rPr>
-        <w:t>关键信息：</w:t>
-      </w:r>
-      <w:r>
-        <w:t>国庆假期首日铁路客运量同比增长近一成 全社会跨区域人员流动量超三亿人次；国庆假期首日 全社会跨区域人员流动量超3.3亿人次；视频丨国庆假期首日迎出行高峰 交通部门全力保障</w:t>
-      </w:r>
-    </w:p>
-    <w:p>
-      <w:r>
-        <w:rPr>
-          <w:b/>
-          <w:color w:val="16324F"/>
-        </w:rPr>
-        <w:t>市场影响：</w:t>
-      </w:r>
-      <w:r>
-        <w:t>关联板块代码：本簇未携带板块标签。（LLM 不可用，未生成研判，以上为检索与统计事实）</w:t>
-      </w:r>
-    </w:p>
-    <w:p>
-      <w:r>
-        <w:rPr>
-          <w:b/>
-          <w:color w:val="16324F"/>
-        </w:rPr>
-        <w:t>关注要点：</w:t>
-      </w:r>
-      <w:r>
-        <w:t>建议人工复核该事件的后续进展与板块联动。</w:t>
-      </w:r>
-    </w:p>
-    <w:p>
-      <w:r>
-        <w:rPr>
-          <w:color w:val="8A939E"/>
-          <w:sz w:val="17"/>
-        </w:rPr>
-        <w:t>引用：[1]国庆假期首日铁路客运量同比增长近一成 全社会跨区域人 / [2]国庆假期首日 全社会跨区域人员流动量超3.3亿人次 / [3]视频丨国庆假期首日迎出行高峰 交通部门全力保障 / [4]国庆假期第二天全社会跨区域人员流动量超3亿人次</w:t>
-      </w:r>
-    </w:p>
-    <w:p>
-      <w:pPr>
-        <w:pStyle w:val="Heading2"/>
-      </w:pPr>
-      <w:r>
-        <w:t>恒指失守24000点创三月来最大跌幅，恒科指下挫超2%创2年新低，权重科网股集体下跌、腾</w:t>
-      </w:r>
-    </w:p>
-    <w:p>
-      <w:r>
-        <w:rPr>
-          <w:color w:val="8A939E"/>
-          <w:sz w:val="18"/>
-        </w:rPr>
-        <w:t>热度 0.688（爆点）· 12 篇 / 3 家媒体 · 金融市场</w:t>
-      </w:r>
-    </w:p>
-    <w:p>
-      <w:r>
-        <w:rPr>
-          <w:b/>
-          <w:color w:val="16324F"/>
-        </w:rPr>
-        <w:t>事件概述：</w:t>
-      </w:r>
-      <w:r>
-        <w:t>「恒指失守24000点创三月来最大跌幅，恒科指下挫超2%创2年新低，权重科网股集体下跌、腾讯阿里均」由 12 篇报道聚合而成，覆盖 3 家媒体，热度 0.688（爆点），所属板块类目：金融市场。</w:t>
+        <w:t>「恒指失守24000点创三月来最大跌幅，恒科指下挫超2%创2年新低，权重科网股集体下跌、腾讯阿里均」由 12 篇报道聚合而成，覆盖 3 家媒体，热度 0.652（爆点），所属板块类目：金融市场。</w:t>
       </w:r>
     </w:p>
     <w:p>
@@ -1051,7 +903,7 @@
           <w:color w:val="8A939E"/>
           <w:sz w:val="18"/>
         </w:rPr>
-        <w:t>热度 0.667（高热）· 10 篇 / 3 家媒体 · 宏观政策</w:t>
+        <w:t>热度 0.631（爆点）· 10 篇 / 3 家媒体 · 宏观政策</w:t>
       </w:r>
     </w:p>
     <w:p>
@@ -1063,7 +915,7 @@
         <w:t>事件概述：</w:t>
       </w:r>
       <w:r>
-        <w:t>「核心通胀2.8%粘性未消、出口1209亿美元创纪录，韩国央行11月加息预期升温」由 10 篇报道聚合而成，覆盖 3 家媒体，热度 0.667（高热），所属板块类目：宏观政策。</w:t>
+        <w:t>「核心通胀2.8%粘性未消、出口1209亿美元创纪录，韩国央行11月加息预期升温」由 10 篇报道聚合而成，覆盖 3 家媒体，热度 0.631（爆点），所属板块类目：宏观政策。</w:t>
       </w:r>
     </w:p>
     <w:p>
@@ -1113,6 +965,154 @@
     </w:p>
     <w:p>
       <w:pPr>
+        <w:pStyle w:val="Heading2"/>
+      </w:pPr>
+      <w:r>
+        <w:t>国庆假期首日铁路客运量同比增长近一成 全社会跨区域人员流动量超三亿人次</w:t>
+      </w:r>
+    </w:p>
+    <w:p>
+      <w:r>
+        <w:rPr>
+          <w:color w:val="8A939E"/>
+          <w:sz w:val="18"/>
+        </w:rPr>
+        <w:t>热度 0.620（爆点）· 16 篇 / 3 家媒体 · 综合</w:t>
+      </w:r>
+    </w:p>
+    <w:p>
+      <w:r>
+        <w:rPr>
+          <w:b/>
+          <w:color w:val="16324F"/>
+        </w:rPr>
+        <w:t>事件概述：</w:t>
+      </w:r>
+      <w:r>
+        <w:t>「国庆假期首日铁路客运量同比增长近一成 全社会跨区域人员流动量超三亿人次」由 16 篇报道聚合而成，覆盖 3 家媒体，热度 0.62（爆点），所属板块类目：综合。</w:t>
+      </w:r>
+    </w:p>
+    <w:p>
+      <w:r>
+        <w:rPr>
+          <w:b/>
+          <w:color w:val="16324F"/>
+        </w:rPr>
+        <w:t>关键信息：</w:t>
+      </w:r>
+      <w:r>
+        <w:t>国庆假期首日铁路客运量同比增长近一成 全社会跨区域人员流动量超三亿人次；国庆假期首日，全社会跨区域人员流动量预计超3.3亿人次；国庆假期第二天全社会跨区域人员流动量超3亿人次</w:t>
+      </w:r>
+    </w:p>
+    <w:p>
+      <w:r>
+        <w:rPr>
+          <w:b/>
+          <w:color w:val="16324F"/>
+        </w:rPr>
+        <w:t>市场影响：</w:t>
+      </w:r>
+      <w:r>
+        <w:t>关联板块代码：BK0422。（LLM 不可用，未生成研判，以上为检索与统计事实）</w:t>
+      </w:r>
+    </w:p>
+    <w:p>
+      <w:r>
+        <w:rPr>
+          <w:b/>
+          <w:color w:val="16324F"/>
+        </w:rPr>
+        <w:t>关注要点：</w:t>
+      </w:r>
+      <w:r>
+        <w:t>建议人工复核该事件的后续进展与板块联动。</w:t>
+      </w:r>
+    </w:p>
+    <w:p>
+      <w:r>
+        <w:rPr>
+          <w:color w:val="8A939E"/>
+          <w:sz w:val="17"/>
+        </w:rPr>
+        <w:t>引用：[1]国庆假期首日铁路客运量同比增长近一成 全社会跨区域人 / [2]国庆假期首日，全社会跨区域人员流动量预计超3.3亿人 / [3]国庆假期第二天全社会跨区域人员流动量超3亿人次 / [4]国庆假期迎出行高峰 交通部门全力保障</w:t>
+      </w:r>
+    </w:p>
+    <w:p>
+      <w:pPr>
+        <w:pStyle w:val="Heading2"/>
+      </w:pPr>
+      <w:r>
+        <w:t>G7打响“油价降温战”!一亿桶石油储备释放叠加特朗普放弃禁运，全球通胀迎来关键减压阀</w:t>
+      </w:r>
+    </w:p>
+    <w:p>
+      <w:r>
+        <w:rPr>
+          <w:color w:val="8A939E"/>
+          <w:sz w:val="18"/>
+        </w:rPr>
+        <w:t>热度 0.614（高热）· 10 篇 / 3 家媒体 · 大宗与能化</w:t>
+      </w:r>
+    </w:p>
+    <w:p>
+      <w:r>
+        <w:rPr>
+          <w:b/>
+          <w:color w:val="16324F"/>
+        </w:rPr>
+        <w:t>事件概述：</w:t>
+      </w:r>
+      <w:r>
+        <w:t>「G7打响“油价降温战”!一亿桶石油储备释放叠加特朗普放弃禁运，全球通胀迎来关键减压阀」由 10 篇报道聚合而成，覆盖 3 家媒体，热度 0.614（高热），所属板块类目：大宗与能化。</w:t>
+      </w:r>
+    </w:p>
+    <w:p>
+      <w:r>
+        <w:rPr>
+          <w:b/>
+          <w:color w:val="16324F"/>
+        </w:rPr>
+        <w:t>关键信息：</w:t>
+      </w:r>
+      <w:r>
+        <w:t>G7打响“油价降温战”!一亿桶石油储备释放叠加特朗普放弃禁运，全球通胀迎来关键减；G7同意联手释放1亿桶能源储备 换取美国放弃柴油出口禁令；视频丨七国集团释放1亿桶战略石油储备 能否稳住油价？</w:t>
+      </w:r>
+    </w:p>
+    <w:p>
+      <w:r>
+        <w:rPr>
+          <w:b/>
+          <w:color w:val="16324F"/>
+        </w:rPr>
+        <w:t>市场影响：</w:t>
+      </w:r>
+      <w:r>
+        <w:t>关联板块代码：BK0464。（LLM 不可用，未生成研判，以上为检索与统计事实）</w:t>
+      </w:r>
+    </w:p>
+    <w:p>
+      <w:r>
+        <w:rPr>
+          <w:b/>
+          <w:color w:val="16324F"/>
+        </w:rPr>
+        <w:t>关注要点：</w:t>
+      </w:r>
+      <w:r>
+        <w:t>建议人工复核该事件的后续进展与板块联动。</w:t>
+      </w:r>
+    </w:p>
+    <w:p>
+      <w:r>
+        <w:rPr>
+          <w:color w:val="8A939E"/>
+          <w:sz w:val="17"/>
+        </w:rPr>
+        <w:t>引用：[1]G7打响“油价降温战”!一亿桶石油储备释放叠加特朗普 / [2]G7同意联手释放1亿桶能源储备 换取美国放弃柴油出口 / [3]视频丨七国集团释放1亿桶战略石油储备 能否稳住油价？ / [4]七国集团将释放多达1亿桶柴油和石油</w:t>
+      </w:r>
+    </w:p>
+    <w:p>
+      <w:pPr>
         <w:pStyle w:val="Heading1"/>
       </w:pPr>
       <w:r>
@@ -1127,7 +1127,7 @@
         <w:pStyle w:val="ListBullet"/>
       </w:pPr>
       <w:r>
-        <w:t>采集：6 家媒体公开接口，累计入库 15,075 条</w:t>
+        <w:t>采集：6 家媒体公开接口，累计入库 15,011 条</w:t>
       </w:r>
     </w:p>
     <w:p>
@@ -1135,7 +1135,7 @@
         <w:pStyle w:val="ListBullet"/>
       </w:pPr>
       <w:r>
-        <w:t>三层去重：1,797 → 1,541 条（精确146/SimHash6/语义104）</w:t>
+        <w:t>三层去重：1,845 → 1,584 条（精确152/SimHash7/语义102）</w:t>
       </w:r>
     </w:p>
     <w:p>
